--- a/tests/fixtures/realbank/reformatted-mini/9.9/Reading.docx
+++ b/tests/fixtures/realbank/reformatted-mini/9.9/Reading.docx
@@ -141,6 +141,81 @@
         <w:t xml:space="preserve">D. Memories are permanently erased</w:t>
       </w:r>
     </w:p>
+    <w:p>
+      <w:r>
+        <w:t xml:space="preserve">Migration and Rest</w:t>
+      </w:r>
+    </w:p>
+    <w:p>
+      <w:r>
+        <w:t xml:space="preserve">Many small birds cross the gulf in a single night. [A] They leave the coast at dusk and climb into steady winds. [B] The flight lasts about fifteen hours and burns most of the fat they stored in autumn. [C] Birds that meet a headwind halfway may never reach the far shore. [D] Volunteers on the beaches count the survivors every spring.</w:t>
+      </w:r>
+    </w:p>
+    <w:p>
+      <w:r>
+        <w:t xml:space="preserve">Q41. There are four locations [A] [B] [C] [D] in the passage. Where would the following sentence best fit?</w:t>
+      </w:r>
+    </w:p>
+    <w:p>
+      <w:r>
+        <w:t xml:space="preserve">The ones that do arrive are so exhausted that they rest for two days before feeding.</w:t>
+      </w:r>
+    </w:p>
+    <w:p>
+      <w:r>
+        <w:t xml:space="preserve">Where would the sentence best fit?</w:t>
+      </w:r>
+    </w:p>
+    <w:p>
+      <w:r>
+        <w:t xml:space="preserve">Desert Flash Floods</w:t>
+      </w:r>
+    </w:p>
+    <w:p>
+      <w:r>
+        <w:t xml:space="preserve">Rain falls on the high desert only a few times each year. [A] Water races over bare rock instead of soaking into it. [B] Within an hour the dry channels swell into fast brown rivers. [C] By the next morning the sand is dry again and the river has vanished.</w:t>
+      </w:r>
+    </w:p>
+    <w:p>
+      <w:r>
+        <w:t xml:space="preserve">Q42. There are four locations [A] [B] [C] [D] in the passage. Where would the following sentence best fit?</w:t>
+      </w:r>
+    </w:p>
+    <w:p>
+      <w:r>
+        <w:t xml:space="preserve">Travellers who camp in these channels are sometimes caught by the flood.</w:t>
+      </w:r>
+    </w:p>
+    <w:p>
+      <w:r>
+        <w:t xml:space="preserve">Where would the sentence best fit?</w:t>
+      </w:r>
+    </w:p>
+    <w:p>
+      <w:r>
+        <w:t xml:space="preserve">Glass Recycling</w:t>
+      </w:r>
+    </w:p>
+    <w:p>
+      <w:r>
+        <w:t xml:space="preserve">Collection trucks bring bottles to a sorting yard every morning. [A] Machines crush the glass into fragments the size of gravel. [B] Some plants melt the fragments into new bottles within a single day. [C] Other plants sell the fragments to builders who mix them into road surfaces. [D] The whole cycle uses far less energy than making glass from raw sand.</w:t>
+      </w:r>
+    </w:p>
+    <w:p>
+      <w:r>
+        <w:t xml:space="preserve">Q43. There are four locations [A] [B] [C] [D] in the passage. Where would the following sentence best fit?</w:t>
+      </w:r>
+    </w:p>
+    <w:p>
+      <w:r>
+        <w:t xml:space="preserve">Colour sorting happens before the crushing stage.</w:t>
+      </w:r>
+    </w:p>
+    <w:p>
+      <w:r>
+        <w:t xml:space="preserve">Where would the sentence best fit?</w:t>
+      </w:r>
+    </w:p>
   </w:body>
 </w:document>
 </file>